--- a/droit social dcg/23- syndicats.docx
+++ b/droit social dcg/23- syndicats.docx
@@ -8,6 +8,11 @@
         <w:jc w:val="center"/>
       </w:pPr>
       <w:r>
+        <w:rPr>
+          <w:b/>
+          <w:color w:val="1F4E79"/>
+          <w:sz w:val="34"/>
+        </w:rPr>
         <w:t>FICHE 23 : LES SYNDICATS</w:t>
       </w:r>
     </w:p>
@@ -17,7 +22,12 @@
         <w:pStyle w:val="Heading2"/>
       </w:pPr>
       <w:r>
-        <w:t>I- LA LIBERT� SYNDICALE I �</w:t>
+        <w:rPr>
+          <w:b/>
+          <w:color w:val="2F5496"/>
+          <w:sz w:val="24"/>
+        </w:rPr>
+        <w:t>I- LA LIBERTe SYNDICALE I e</w:t>
       </w:r>
     </w:p>
     <w:p>
@@ -25,17 +35,32 @@
         <w:pStyle w:val="Heading2"/>
       </w:pPr>
       <w:r>
-        <w:t>LA LIBERT� DE CONSTITUTION A �</w:t>
+        <w:rPr>
+          <w:b/>
+          <w:color w:val="2F5496"/>
+          <w:sz w:val="24"/>
+        </w:rPr>
+        <w:t>LA LIBERTe DE CONSTITUTION A e</w:t>
       </w:r>
     </w:p>
     <w:p>
       <w:r>
-        <w:t>Un syndicat peut �tre librement constitu� sous les conditions de fond et de forme prescrites aux articles L2131-1 � L2131-</w:t>
+        <w:rPr>
+          <w:b w:val="0"/>
+          <w:color w:val="000000"/>
+          <w:sz w:val="22"/>
+        </w:rPr>
+        <w:t>Un syndicat peut etre librement constitue sous les conditions de fond et de forme prescrites aux articles L2131-1 e L2131-</w:t>
       </w:r>
     </w:p>
     <w:p>
       <w:r>
-        <w:t>6 du code du travail. Pour l�essentiel il convient :</w:t>
+        <w:rPr>
+          <w:b w:val="0"/>
+          <w:color w:val="000000"/>
+          <w:sz w:val="22"/>
+        </w:rPr>
+        <w:t>6 du code du travail. Pour l'essentiel il convient :</w:t>
       </w:r>
     </w:p>
     <w:p>
@@ -43,7 +68,12 @@
         <w:pStyle w:val="ListBullet"/>
       </w:pPr>
       <w:r>
-        <w:t>de r�diger les statuts ; -</w:t>
+        <w:rPr>
+          <w:b w:val="0"/>
+          <w:color w:val="000000"/>
+          <w:sz w:val="22"/>
+        </w:rPr>
+        <w:t>de rediger les statuts ;</w:t>
       </w:r>
     </w:p>
     <w:p>
@@ -51,12 +81,22 @@
         <w:pStyle w:val="ListBullet"/>
       </w:pPr>
       <w:r>
-        <w:t>que l�association ait pour objet exclusivement � l��tude et la d�fense des droits ainsi que des int�r�ts mat�riels et -</w:t>
+        <w:rPr>
+          <w:b w:val="0"/>
+          <w:color w:val="000000"/>
+          <w:sz w:val="22"/>
+        </w:rPr>
+        <w:t>que l'association ait pour objet exclusivement e l'etude et la d'fense des droits ainsi que des interets materiels et</w:t>
       </w:r>
     </w:p>
     <w:p>
       <w:r>
-        <w:t>moraux, tant collectifs qu�individuels, des personnes vis�es par leurs statuts � ;</w:t>
+        <w:rPr>
+          <w:b w:val="0"/>
+          <w:color w:val="000000"/>
+          <w:sz w:val="22"/>
+        </w:rPr>
+        <w:t>moraux, tant collectifs qu'individuels, des personnes visees par leurs statuts e ;</w:t>
       </w:r>
     </w:p>
     <w:p>
@@ -64,7 +104,12 @@
         <w:pStyle w:val="ListBullet"/>
       </w:pPr>
       <w:r>
-        <w:t>de d�poser lesdits documents � la mairie dans la localit� de laquelle le syndicat est �tabli ; -</w:t>
+        <w:rPr>
+          <w:b w:val="0"/>
+          <w:color w:val="000000"/>
+          <w:sz w:val="22"/>
+        </w:rPr>
+        <w:t>de d'poser lesdits documents e la mairie dans la localite de laquelle le syndicat est etabli ;</w:t>
       </w:r>
     </w:p>
     <w:p>
@@ -72,32 +117,62 @@
         <w:pStyle w:val="ListBullet"/>
       </w:pPr>
       <w:r>
-        <w:t>le maire doit ensuite en donner communication au procureur de la r�publique (rrt. R 2131-1 C. trav.). -</w:t>
+        <w:rPr>
+          <w:b w:val="0"/>
+          <w:color w:val="000000"/>
+          <w:sz w:val="22"/>
+        </w:rPr>
+        <w:t>le maire doit ensuite en donner communication au procureur de la republique (rrt. R 2131-1 C. trav.).</w:t>
       </w:r>
     </w:p>
     <w:p>
       <w:r>
-        <w:t>Cette simplicit� de constitution participe au principe de libert� gouvernant � l�adh�sion et � la formation d�un syndicat.</w:t>
+        <w:rPr>
+          <w:b w:val="0"/>
+          <w:color w:val="000000"/>
+          <w:sz w:val="22"/>
+        </w:rPr>
+        <w:t>Cette simplicite de constitution participe au principe de liberte gouvernant e l'adhesion et e la formation d'un syndicat.</w:t>
       </w:r>
     </w:p>
     <w:p>
       <w:r>
-        <w:t>Cette libert� fondamentale n�est pas remise en cause lorsqu�il s�agit pour une mairie de refuser qu�un syndicat �tablisse</w:t>
+        <w:rPr>
+          <w:b w:val="0"/>
+          <w:color w:val="000000"/>
+          <w:sz w:val="22"/>
+        </w:rPr>
+        <w:t>Cette liberte fondamentale n'est pas remise en cause lorsqu'il s'agit pour une mairie de refuser qu'un syndicat etablisse</w:t>
       </w:r>
     </w:p>
     <w:p>
       <w:r>
-        <w:t>son si�ge dans ses locaux administratifs. Le Conseil d��tat par une d�cision en date du 28 mars 2006, apr�s un rappel</w:t>
+        <w:rPr>
+          <w:b w:val="0"/>
+          <w:color w:val="000000"/>
+          <w:sz w:val="22"/>
+        </w:rPr>
+        <w:t>son siege dans ses locaux administratifs. Le Conseil d'etat par une d'cision en date du 28 mars 2006, apres un rappel</w:t>
       </w:r>
     </w:p>
     <w:p>
       <w:r>
-        <w:t>sans ombre du principe de la libert� syndicale, �nonce qu�il n�y a pas � d�atteinte grave et manifestement ill�gale � � cette</w:t>
+        <w:rPr>
+          <w:b w:val="0"/>
+          <w:color w:val="000000"/>
+          <w:sz w:val="22"/>
+        </w:rPr>
+        <w:t>sans ombre du principe de la liberte syndicale, enonce qu'il n'y a pas e d'atteinte grave et manifestement illegale e e cette</w:t>
       </w:r>
     </w:p>
     <w:p>
       <w:r>
-        <w:t>libert� lorsqu�une commune refuse la d�cision unilat�rale d�un syndicat de fixer son si�ge dans les locaux de la mairie.</w:t>
+        <w:rPr>
+          <w:b w:val="0"/>
+          <w:color w:val="000000"/>
+          <w:sz w:val="22"/>
+        </w:rPr>
+        <w:t>liberte lorsqu'une commune refuse la d'cision unilaterale d'un syndicat de fixer son siege dans les locaux de la mairie.</w:t>
       </w:r>
     </w:p>
     <w:p>
@@ -105,32 +180,62 @@
         <w:pStyle w:val="Heading2"/>
       </w:pPr>
       <w:r>
-        <w:t>L�ACQUISITION DE LA PERSONNALIT� JURIDIQUE B �</w:t>
+        <w:rPr>
+          <w:b/>
+          <w:color w:val="2F5496"/>
+          <w:sz w:val="24"/>
+        </w:rPr>
+        <w:t>L'ACQUISITION DE LA PERSONNALITe JURIDIQUE B e</w:t>
       </w:r>
     </w:p>
     <w:p>
       <w:r>
-        <w:t>Bien que le procureur de la r�publique soit inform� de la constitution du syndicat cela n�a pas pour effet de suspendre</w:t>
+        <w:rPr>
+          <w:b w:val="0"/>
+          <w:color w:val="000000"/>
+          <w:sz w:val="22"/>
+        </w:rPr>
+        <w:t>Bien que le procureur de la republique soit informe de la constitution du syndicat cela n'a pas pour effet de suspendre</w:t>
       </w:r>
     </w:p>
     <w:p>
       <w:r>
-        <w:t>l�acquisition de la personnalit� morale par le syndicat.</w:t>
+        <w:rPr>
+          <w:b w:val="0"/>
+          <w:color w:val="000000"/>
+          <w:sz w:val="22"/>
+        </w:rPr>
+        <w:t>l'acquisition de la personnalite morale par le syndicat.</w:t>
       </w:r>
     </w:p>
     <w:p>
       <w:r>
-        <w:t>En effet, � compter du d�p�t des documents vis�s � la mairie, le syndicat jouit de la capacit� civile. � ce titre il peut ester</w:t>
+        <w:rPr>
+          <w:b w:val="0"/>
+          <w:color w:val="000000"/>
+          <w:sz w:val="22"/>
+        </w:rPr>
+        <w:t>En effet, e compter du d'pet des documents vises e la mairie, le syndicat jouit de la capacite civile. e ce titre il peut ester</w:t>
       </w:r>
     </w:p>
     <w:p>
       <w:r>
-        <w:t>en justice, acqu�rir des biens meubles ou immeubles, passer des contrats ou conventions avec tous autres syndicats,</w:t>
+        <w:rPr>
+          <w:b w:val="0"/>
+          <w:color w:val="000000"/>
+          <w:sz w:val="22"/>
+        </w:rPr>
+        <w:t>en justice, acquerir des biens meubles ou immeubles, passer des contrats ou conventions avec tous autres syndicats,</w:t>
       </w:r>
     </w:p>
     <w:p>
       <w:r>
-        <w:t>soci�t�s ou entreprises�</w:t>
+        <w:rPr>
+          <w:b w:val="0"/>
+          <w:color w:val="000000"/>
+          <w:sz w:val="22"/>
+        </w:rPr>
+        <w:t>societ's ou entreprisese</w:t>
       </w:r>
     </w:p>
     <w:p>
@@ -138,107 +243,212 @@
         <w:pStyle w:val="Heading2"/>
       </w:pPr>
       <w:r>
-        <w:t>LA LIBERT� D�ADH�SION C �</w:t>
+        <w:rPr>
+          <w:b/>
+          <w:color w:val="2F5496"/>
+          <w:sz w:val="24"/>
+        </w:rPr>
+        <w:t>LA LIBERTe D'ADHeSION C e</w:t>
       </w:r>
     </w:p>
     <w:p>
       <w:r>
-        <w:t>Si la libert� pr�side � la constitution du syndicat, elle est, avec la m�me force, reconnue comme l�expression d�une libert�</w:t>
+        <w:rPr>
+          <w:b w:val="0"/>
+          <w:color w:val="000000"/>
+          <w:sz w:val="22"/>
+        </w:rPr>
+        <w:t>Si la liberte preside e la constitution du syndicat, elle est, avec la m'me force, reconnue comme l'expression d'une liberte</w:t>
       </w:r>
     </w:p>
     <w:p>
       <w:r>
-        <w:t>individuelle lorsqu�il s�agit d�y adh�rer ou non.</w:t>
+        <w:rPr>
+          <w:b w:val="0"/>
+          <w:color w:val="000000"/>
+          <w:sz w:val="22"/>
+        </w:rPr>
+        <w:t>individuelle lorsqu'il s'agit d'y adherer ou non.</w:t>
       </w:r>
     </w:p>
     <w:p>
       <w:r>
-        <w:t>Ce principe est rappel� dans diff�rentes dispositions du code du travail. Rappelons notamment que tout salari�, quels</w:t>
+        <w:rPr>
+          <w:b w:val="0"/>
+          <w:color w:val="000000"/>
+          <w:sz w:val="22"/>
+        </w:rPr>
+        <w:t>Ce principe est rappele dans differentes dispositions du code du travail. Rappelons notamment que tout salarie, quels</w:t>
       </w:r>
     </w:p>
     <w:p>
       <w:r>
-        <w:t>que soient son sexe, son �ge, sa nationalit�, peut librement adh�rer au syndicat professionnel de son choix (L 2141-1 C.</w:t>
+        <w:rPr>
+          <w:b w:val="0"/>
+          <w:color w:val="000000"/>
+          <w:sz w:val="22"/>
+        </w:rPr>
+        <w:t>que soient son sexe, son ege, sa nationalite, peut librement adherer au syndicat professionnel de son choix (L 2141-1 C.</w:t>
       </w:r>
     </w:p>
     <w:p>
       <w:r>
+        <w:rPr>
+          <w:b w:val="0"/>
+          <w:color w:val="000000"/>
+          <w:sz w:val="22"/>
+        </w:rPr>
         <w:t>trav.).</w:t>
       </w:r>
     </w:p>
     <w:p>
       <w:r>
-        <w:t>De m�me que toute discrimination envers un salari� en raison de ses activit�s syndicales est nulle (L1132-1 C. trav) : �</w:t>
+        <w:rPr>
+          <w:b w:val="0"/>
+          <w:color w:val="000000"/>
+          <w:sz w:val="22"/>
+        </w:rPr>
+        <w:t>De m'me que toute discrimination envers un salarie en raison de ses activites syndicales est nulle (L1132-1 C. trav) : e</w:t>
       </w:r>
     </w:p>
     <w:p>
       <w:r>
-        <w:t>aucune personne ne peut �tre �cart�e d�une proc�dure de recrutement ou de l�acc�s � un stage ou � une p�riode de</w:t>
+        <w:rPr>
+          <w:b w:val="0"/>
+          <w:color w:val="000000"/>
+          <w:sz w:val="22"/>
+        </w:rPr>
+        <w:t>aucune personne ne peut etre ecartee d'une procedure de recrutement ou de l'acces e un stage ou e une periode de</w:t>
       </w:r>
     </w:p>
     <w:p>
       <w:r>
-        <w:t>formation en entreprise, aucun salari� ne peut �tre sanctionn�, licenci� ou faire l�objet d�une mesure discriminatoire,</w:t>
+        <w:rPr>
+          <w:b w:val="0"/>
+          <w:color w:val="000000"/>
+          <w:sz w:val="22"/>
+        </w:rPr>
+        <w:t>formation en entreprise, aucun salarie ne peut etre sanctionne, licencie ou faire l'objet d'une mesure discriminatoire,</w:t>
       </w:r>
     </w:p>
     <w:p>
       <w:r>
-        <w:t>directe ou indirecte, notamment en mati�re de r�mun�ration, au sens de l�article L. 3221-3, de mesures d�int�ressement</w:t>
+        <w:rPr>
+          <w:b w:val="0"/>
+          <w:color w:val="000000"/>
+          <w:sz w:val="22"/>
+        </w:rPr>
+        <w:t>directe ou indirecte, notamment en matiere de remuneration, au sens de l'article L. 3221-3, de mesures d'interessement</w:t>
       </w:r>
     </w:p>
     <w:p>
       <w:r>
-        <w:t>ou de distribution d�actions, de formation, de reclassement, d�affectation, de qualification, de classification, de</w:t>
+        <w:rPr>
+          <w:b w:val="0"/>
+          <w:color w:val="000000"/>
+          <w:sz w:val="22"/>
+        </w:rPr>
+        <w:t>ou de distribution d'actions, de formation, de reclassement, d'affectation, de qualification, de classification, de</w:t>
       </w:r>
     </w:p>
     <w:p>
       <w:r>
-        <w:t>promotion professionnelle, de mutation ou de renouvellement de contrat en raison �. de ses activit�s syndicales ou</w:t>
+        <w:rPr>
+          <w:b w:val="0"/>
+          <w:color w:val="000000"/>
+          <w:sz w:val="22"/>
+        </w:rPr>
+        <w:t>promotion professionnelle, de mutation ou de renouvellement de contrat en raison e. de ses activites syndicales ou</w:t>
       </w:r>
     </w:p>
     <w:p>
       <w:r>
-        <w:t>mutualistes... �. En cas de discrimination (par exemple priver un salari� de formation au motif que son mandat occupe</w:t>
+        <w:rPr>
+          <w:b w:val="0"/>
+          <w:color w:val="000000"/>
+          <w:sz w:val="22"/>
+        </w:rPr>
+        <w:t>mutualistes... e. En cas de discrimination (par exemple priver un salarie de formation au motif que son mandat occupe</w:t>
       </w:r>
     </w:p>
     <w:p>
       <w:r>
-        <w:t>tout son temps Cass. 23 mars 2016 ou encore tenir compte des activit�s syndicales dans l�entretien d��valuation</w:t>
+        <w:rPr>
+          <w:b w:val="0"/>
+          <w:color w:val="000000"/>
+          <w:sz w:val="22"/>
+        </w:rPr>
+        <w:t>tout son temps Cass. 23 mars 2016 ou encore tenir compte des activites syndicales dans l'entretien d'evaluation</w:t>
       </w:r>
     </w:p>
     <w:p>
       <w:r>
+        <w:rPr>
+          <w:b w:val="0"/>
+          <w:color w:val="000000"/>
+          <w:sz w:val="22"/>
+        </w:rPr>
         <w:t>professionnelle Cass. 1</w:t>
       </w:r>
     </w:p>
     <w:p>
       <w:r>
+        <w:rPr>
+          <w:b w:val="0"/>
+          <w:color w:val="000000"/>
+          <w:sz w:val="22"/>
+        </w:rPr>
         <w:t>er</w:t>
       </w:r>
     </w:p>
     <w:p>
       <w:r>
-        <w:t>f�vrier 2017), il incombe au salari� d�apporter la preuve des faits la laissant supposer (Cass.</w:t>
+        <w:rPr>
+          <w:b w:val="0"/>
+          <w:color w:val="000000"/>
+          <w:sz w:val="22"/>
+        </w:rPr>
+        <w:t>fevrier 2017), il incombe au salarie d'apporter la preuve des faits la laissant supposer (Cass.</w:t>
       </w:r>
     </w:p>
     <w:p>
       <w:r>
-        <w:t>14 septembre 2010). De surcro�t, l�adh�sion � un syndicat rel�ve de la vie priv�e. D�s lors, le syndicat n�est pas</w:t>
+        <w:rPr>
+          <w:b w:val="0"/>
+          <w:color w:val="000000"/>
+          <w:sz w:val="22"/>
+        </w:rPr>
+        <w:t>14 septembre 2010). De surcroet, l'adhesion e un syndicat releve de la vie privee. D's lors, le syndicat n'est pas</w:t>
       </w:r>
     </w:p>
     <w:p>
       <w:r>
-        <w:t>autoris� � fournir une liste nominative de ses adh�rents dans une entreprise sans leur consentement (Cass. 1</w:t>
+        <w:rPr>
+          <w:b w:val="0"/>
+          <w:color w:val="000000"/>
+          <w:sz w:val="22"/>
+        </w:rPr>
+        <w:t>autorise e fournir une liste nominative de ses adherents dans une entreprise sans leur consentement (Cass. 1</w:t>
       </w:r>
     </w:p>
     <w:p>
       <w:r>
+        <w:rPr>
+          <w:b w:val="0"/>
+          <w:color w:val="000000"/>
+          <w:sz w:val="22"/>
+        </w:rPr>
         <w:t>er</w:t>
       </w:r>
     </w:p>
     <w:p>
       <w:r>
-        <w:t>d�cembre 2010).</w:t>
+        <w:rPr>
+          <w:b w:val="0"/>
+          <w:color w:val="000000"/>
+          <w:sz w:val="22"/>
+        </w:rPr>
+        <w:t>d'cembre 2010).</w:t>
       </w:r>
     </w:p>
     <w:p>
@@ -246,7 +456,12 @@
         <w:pStyle w:val="Heading2"/>
       </w:pPr>
       <w:r>
-        <w:t>LA REPR�SENTATIVIT� SYNDICALE II �</w:t>
+        <w:rPr>
+          <w:b/>
+          <w:color w:val="2F5496"/>
+          <w:sz w:val="24"/>
+        </w:rPr>
+        <w:t>LA REPReSENTATIVITe SYNDICALE II e</w:t>
       </w:r>
     </w:p>
     <w:p>
@@ -254,16 +469,31 @@
         <w:pStyle w:val="Heading2"/>
       </w:pPr>
       <w:r>
-        <w:t>CRIT�RES G�N�RAUX DE REPR�SENTATIVIT� A �</w:t>
+        <w:rPr>
+          <w:b/>
+          <w:color w:val="2F5496"/>
+          <w:sz w:val="24"/>
+        </w:rPr>
+        <w:t>CRITeRES GeN'RAUX DE REPReSENTATIVITe A e</w:t>
       </w:r>
     </w:p>
     <w:p>
       <w:r>
-        <w:t>La repr�sentativit� g�n�rale des organisations syndicales est d�termin�e d�apr�s les crit�res cumulatifs suivants (C.</w:t>
+        <w:rPr>
+          <w:b w:val="0"/>
+          <w:color w:val="000000"/>
+          <w:sz w:val="22"/>
+        </w:rPr>
+        <w:t>La representativite gen'rale des organisations syndicales est d'terminee d'apres les criteres cumulatifs suivants (C.</w:t>
       </w:r>
     </w:p>
     <w:p>
       <w:r>
+        <w:rPr>
+          <w:b w:val="0"/>
+          <w:color w:val="000000"/>
+          <w:sz w:val="22"/>
+        </w:rPr>
         <w:t>trav. L 2121-1) :</w:t>
       </w:r>
     </w:p>
@@ -272,7 +502,12 @@
         <w:pStyle w:val="ListBullet"/>
       </w:pPr>
       <w:r>
-        <w:t>le respect des valeurs r�publicaines ; -</w:t>
+        <w:rPr>
+          <w:b w:val="0"/>
+          <w:color w:val="000000"/>
+          <w:sz w:val="22"/>
+        </w:rPr>
+        <w:t>le respect des valeurs republicaines ;</w:t>
       </w:r>
     </w:p>
     <w:p>
@@ -280,7 +515,12 @@
         <w:pStyle w:val="ListBullet"/>
       </w:pPr>
       <w:r>
-        <w:t>l�ind�pendance ; -</w:t>
+        <w:rPr>
+          <w:b w:val="0"/>
+          <w:color w:val="000000"/>
+          <w:sz w:val="22"/>
+        </w:rPr>
+        <w:t>l'independance ;</w:t>
       </w:r>
     </w:p>
     <w:p>
@@ -288,7 +528,12 @@
         <w:pStyle w:val="ListBullet"/>
       </w:pPr>
       <w:r>
-        <w:t>la transparence financi�re ; -</w:t>
+        <w:rPr>
+          <w:b w:val="0"/>
+          <w:color w:val="000000"/>
+          <w:sz w:val="22"/>
+        </w:rPr>
+        <w:t>la transparence financiere ;</w:t>
       </w:r>
     </w:p>
     <w:p>
@@ -296,12 +541,22 @@
         <w:pStyle w:val="ListBullet"/>
       </w:pPr>
       <w:r>
-        <w:t>une anciennet� minimale de deux ans dans le champ professionnel et g�ographique couvrant le niveau de -</w:t>
+        <w:rPr>
+          <w:b w:val="0"/>
+          <w:color w:val="000000"/>
+          <w:sz w:val="22"/>
+        </w:rPr>
+        <w:t>une anciennete minimale de deux ans dans le champ professionnel et geographique couvrant le niveau de</w:t>
       </w:r>
     </w:p>
     <w:p>
       <w:r>
-        <w:t>n�gociation. Cette anciennet� s�appr�cie � compter de la date de d�p�t l�gal des statuts ;</w:t>
+        <w:rPr>
+          <w:b w:val="0"/>
+          <w:color w:val="000000"/>
+          <w:sz w:val="22"/>
+        </w:rPr>
+        <w:t>n'gociation. Cette anciennete s'apprecie e compter de la date de d'pet l'gal des statuts ;</w:t>
       </w:r>
     </w:p>
     <w:p>
@@ -309,7 +564,12 @@
         <w:pStyle w:val="ListBullet"/>
       </w:pPr>
       <w:r>
-        <w:t>l�audience �tablie selon les niveaux de n�gociation ; -</w:t>
+        <w:rPr>
+          <w:b w:val="0"/>
+          <w:color w:val="000000"/>
+          <w:sz w:val="22"/>
+        </w:rPr>
+        <w:t>l'audience etablie selon les niveaux de n'gociation ;</w:t>
       </w:r>
     </w:p>
     <w:p>
@@ -317,7 +577,12 @@
         <w:pStyle w:val="ListBullet"/>
       </w:pPr>
       <w:r>
-        <w:t>l�influence, prioritairement caract�ris�e par l�activit� et l�exp�rience ; -</w:t>
+        <w:rPr>
+          <w:b w:val="0"/>
+          <w:color w:val="000000"/>
+          <w:sz w:val="22"/>
+        </w:rPr>
+        <w:t>l'influence, prioritairement caracterisee par l'activite et l'experience ;</w:t>
       </w:r>
     </w:p>
     <w:p>
@@ -325,7 +590,12 @@
         <w:pStyle w:val="ListBullet"/>
       </w:pPr>
       <w:r>
-        <w:t>les effectifs d�adh�rents et les cotisations. -</w:t>
+        <w:rPr>
+          <w:b w:val="0"/>
+          <w:color w:val="000000"/>
+          <w:sz w:val="22"/>
+        </w:rPr>
+        <w:t>les effectifs d'adherents et les cotisations.</w:t>
       </w:r>
     </w:p>
     <w:p>
@@ -333,7 +603,12 @@
         <w:pStyle w:val="Heading2"/>
       </w:pPr>
       <w:r>
-        <w:t>NIVEAU D�APPR�CIATION DE LA REPR�SENTATIVIT� AU REGARD DU CRIT�RE DE L�AUDIENCE B �</w:t>
+        <w:rPr>
+          <w:b/>
+          <w:color w:val="2F5496"/>
+          <w:sz w:val="24"/>
+        </w:rPr>
+        <w:t>NIVEAU D'APPReCIATION DE LA REPReSENTATIVITe AU REGARD DU CRITeRE DE L'AUDIENCE B e</w:t>
       </w:r>
     </w:p>
     <w:p>
@@ -341,62 +616,114 @@
         <w:pStyle w:val="Heading2"/>
       </w:pPr>
       <w:r>
-        <w:t>NIVEAU DE L�ENTREPRISE OU DE L��TABLISSEMENT</w:t>
+        <w:rPr>
+          <w:b/>
+          <w:color w:val="2F5496"/>
+          <w:sz w:val="24"/>
+        </w:rPr>
+        <w:t>NIVEAU DE L'ENTREPRISE OU DE L'eTABLISSEMENT</w:t>
       </w:r>
     </w:p>
     <w:p>
       <w:r>
+        <w:rPr>
+          <w:b w:val="0"/>
+          <w:color w:val="000000"/>
+          <w:sz w:val="22"/>
+        </w:rPr>
         <w:t>?</w:t>
       </w:r>
     </w:p>
     <w:p>
       <w:r>
-        <w:t>Repr�sentativit� dans les entreprises de 11 salari�s et plus</w:t>
+        <w:rPr>
+          <w:b w:val="0"/>
+          <w:color w:val="000000"/>
+          <w:sz w:val="22"/>
+        </w:rPr>
+        <w:t>Representativite dans les entreprises de 11 salaries et plus</w:t>
       </w:r>
     </w:p>
     <w:p>
       <w:r>
-        <w:t>Dans l�entreprise ou l��tablissement, sont repr�sentatives les organisations syndicales qui satisfont aux pr�c�dents</w:t>
+        <w:rPr>
+          <w:b w:val="0"/>
+          <w:color w:val="000000"/>
+          <w:sz w:val="22"/>
+        </w:rPr>
+        <w:t>Dans l'entreprise ou l'etablissement, sont representatives les organisations syndicales qui satisfont aux prec'dents</w:t>
       </w:r>
     </w:p>
     <w:p>
       <w:r>
-        <w:t>crit�res et qui ont recueilli au moins 10% des suffrages exprim�s au premier tour des derni�res �lections des titulaires au</w:t>
+        <w:rPr>
+          <w:b w:val="0"/>
+          <w:color w:val="000000"/>
+          <w:sz w:val="22"/>
+        </w:rPr>
+        <w:t>criteres et qui ont recueilli au moins 10% des suffrages exprimes au premier tour des dernieres elections des titulaires au</w:t>
       </w:r>
     </w:p>
     <w:p>
       <w:r>
-        <w:t>comit� d�entreprise ou de la d�l�gation unique du personnel ou, � d�faut, des d�l�gu�s du personnel, quel que soit le</w:t>
+        <w:rPr>
+          <w:b w:val="0"/>
+          <w:color w:val="000000"/>
+          <w:sz w:val="22"/>
+        </w:rPr>
+        <w:t>comite d'entreprise ou de la d'l'gation unique du personnel ou, e d'faut, des d'l'gues du personnel, quel que soit le</w:t>
       </w:r>
     </w:p>
     <w:p>
       <w:r>
+        <w:rPr>
+          <w:b w:val="0"/>
+          <w:color w:val="000000"/>
+          <w:sz w:val="22"/>
+        </w:rPr>
         <w:t>nombre de votants.</w:t>
       </w:r>
     </w:p>
     <w:p>
       <w:r>
+        <w:rPr>
+          <w:b w:val="0"/>
+          <w:color w:val="000000"/>
+          <w:sz w:val="22"/>
+        </w:rPr>
         <w:t>98</w:t>
       </w:r>
     </w:p>
     <w:p>
       <w:r>
-        <w:t>�ditions Corroy � 4 rue de Villars, 42000 Saint-�tienne � 04 77 79 92 46 � infos@editions-corroy.fr</w:t>
+        <w:rPr>
+          <w:b w:val="0"/>
+          <w:color w:val="000000"/>
+          <w:sz w:val="22"/>
+        </w:rPr>
+        <w:t>editions Corroy e 4 rue de Villars, 42000 Saint-etienne e 04 77 79 92 46 e infos@editions-corroy.fr</w:t>
       </w:r>
     </w:p>
     <w:p>
       <w:r>
-        <w:t>COLLECTION DCG UE 3 � Droit social - Fiches de cours</w:t>
+        <w:rPr>
+          <w:b w:val="0"/>
+          <w:color w:val="000000"/>
+          <w:sz w:val="22"/>
+        </w:rPr>
+        <w:t>COLLECTION DCG UE 3 e Droit social - Fiches de cours</w:t>
       </w:r>
     </w:p>
     <w:p>
       <w:r>
+        <w:rPr>
+          <w:b w:val="0"/>
+          <w:color w:val="000000"/>
+          <w:sz w:val="22"/>
+        </w:rPr>
         <w:t>DCGUE3F.qxp_DCGUE3F 24/07/2025 10:26 Page 98</w:t>
       </w:r>
     </w:p>
-    <w:p/>
-    <w:p/>
-    <w:p/>
     <w:p/>
     <w:sectPr>
       <w:pgSz w:w="12240" w:h="15840"/>

--- a/droit social dcg/23- syndicats.docx
+++ b/droit social dcg/23- syndicats.docx
@@ -27,7 +27,7 @@
           <w:color w:val="2F5496"/>
           <w:sz w:val="24"/>
         </w:rPr>
-        <w:t>I- LA LIBERTe SYNDICALE I e</w:t>
+        <w:t>I- LA LIBERTÉ SYNDICALE I •</w:t>
       </w:r>
     </w:p>
     <w:p>
@@ -40,7 +40,7 @@
           <w:color w:val="2F5496"/>
           <w:sz w:val="24"/>
         </w:rPr>
-        <w:t>LA LIBERTe DE CONSTITUTION A e</w:t>
+        <w:t>LA LIBERTÉ DE CONSTITUTION A •</w:t>
       </w:r>
     </w:p>
     <w:p>
@@ -50,7 +50,7 @@
           <w:color w:val="000000"/>
           <w:sz w:val="22"/>
         </w:rPr>
-        <w:t>Un syndicat peut etre librement constitue sous les conditions de fond et de forme prescrites aux articles L2131-1 e L2131-</w:t>
+        <w:t>Un syndicat peut être librement constitue sous les conditions de fond et de forme prescrites aux articles L2131-1 à L2131-</w:t>
       </w:r>
     </w:p>
     <w:p>
@@ -73,7 +73,7 @@
           <w:color w:val="000000"/>
           <w:sz w:val="22"/>
         </w:rPr>
-        <w:t>de rediger les statuts ;</w:t>
+        <w:t>de rédiger les statuts ;</w:t>
       </w:r>
     </w:p>
     <w:p>
@@ -86,7 +86,7 @@
           <w:color w:val="000000"/>
           <w:sz w:val="22"/>
         </w:rPr>
-        <w:t>que l'association ait pour objet exclusivement e l'etude et la d'fense des droits ainsi que des interets materiels et</w:t>
+        <w:t>que l'association ait pour objet exclusivement à l'étude et la défense des droits ainsi que des intérêts matériels et</w:t>
       </w:r>
     </w:p>
     <w:p>
@@ -96,7 +96,7 @@
           <w:color w:val="000000"/>
           <w:sz w:val="22"/>
         </w:rPr>
-        <w:t>moraux, tant collectifs qu'individuels, des personnes visees par leurs statuts e ;</w:t>
+        <w:t>moraux, tant collectifs qu'individuels, des personnes visées par leurs statuts à ;</w:t>
       </w:r>
     </w:p>
     <w:p>
@@ -109,7 +109,7 @@
           <w:color w:val="000000"/>
           <w:sz w:val="22"/>
         </w:rPr>
-        <w:t>de d'poser lesdits documents e la mairie dans la localite de laquelle le syndicat est etabli ;</w:t>
+        <w:t>de déposer lesdits documents à la mairie dans la localité de laquelle le syndicat est établi ;</w:t>
       </w:r>
     </w:p>
     <w:p>
@@ -122,7 +122,7 @@
           <w:color w:val="000000"/>
           <w:sz w:val="22"/>
         </w:rPr>
-        <w:t>le maire doit ensuite en donner communication au procureur de la republique (rrt. R 2131-1 C. trav.).</w:t>
+        <w:t>le maire doit ensuite en donner communication au procureur de la république (rrt. R 2131-1 C. trav.).</w:t>
       </w:r>
     </w:p>
     <w:p>
@@ -132,7 +132,7 @@
           <w:color w:val="000000"/>
           <w:sz w:val="22"/>
         </w:rPr>
-        <w:t>Cette simplicite de constitution participe au principe de liberte gouvernant e l'adhesion et e la formation d'un syndicat.</w:t>
+        <w:t>Cette simplicité de constitution participe au principe de liberté gouvernant à l'adhésion et à la formation d'un syndicat.</w:t>
       </w:r>
     </w:p>
     <w:p>
@@ -142,7 +142,7 @@
           <w:color w:val="000000"/>
           <w:sz w:val="22"/>
         </w:rPr>
-        <w:t>Cette liberte fondamentale n'est pas remise en cause lorsqu'il s'agit pour une mairie de refuser qu'un syndicat etablisse</w:t>
+        <w:t>Cette liberté fondamentale n'est pas remise en cause lorsqu'il s'agit pour une mairie de refuser qu'un syndicat établisse</w:t>
       </w:r>
     </w:p>
     <w:p>
@@ -152,7 +152,7 @@
           <w:color w:val="000000"/>
           <w:sz w:val="22"/>
         </w:rPr>
-        <w:t>son siege dans ses locaux administratifs. Le Conseil d'etat par une d'cision en date du 28 mars 2006, apres un rappel</w:t>
+        <w:t>son siège dans ses locaux administratifs. Le Conseil d'état par une décision en date du 28 mars 2006, après un rappel</w:t>
       </w:r>
     </w:p>
     <w:p>
@@ -162,7 +162,7 @@
           <w:color w:val="000000"/>
           <w:sz w:val="22"/>
         </w:rPr>
-        <w:t>sans ombre du principe de la liberte syndicale, enonce qu'il n'y a pas e d'atteinte grave et manifestement illegale e e cette</w:t>
+        <w:t>sans ombre du principe de la liberté syndicale, énonce qu'il n'y a pas à d'atteinte grave et manifestement illégale à à cette</w:t>
       </w:r>
     </w:p>
     <w:p>
@@ -172,7 +172,7 @@
           <w:color w:val="000000"/>
           <w:sz w:val="22"/>
         </w:rPr>
-        <w:t>liberte lorsqu'une commune refuse la d'cision unilaterale d'un syndicat de fixer son siege dans les locaux de la mairie.</w:t>
+        <w:t>liberté lorsqu'une commune refuse la décision unilatérale d'un syndicat de fixer son siège dans les locaux de la mairie.</w:t>
       </w:r>
     </w:p>
     <w:p>
@@ -185,7 +185,7 @@
           <w:color w:val="2F5496"/>
           <w:sz w:val="24"/>
         </w:rPr>
-        <w:t>L'ACQUISITION DE LA PERSONNALITe JURIDIQUE B e</w:t>
+        <w:t>L'ACQUISITION DE LA PERSONNALITÉ JURIDIQUE B •</w:t>
       </w:r>
     </w:p>
     <w:p>
@@ -195,7 +195,7 @@
           <w:color w:val="000000"/>
           <w:sz w:val="22"/>
         </w:rPr>
-        <w:t>Bien que le procureur de la republique soit informe de la constitution du syndicat cela n'a pas pour effet de suspendre</w:t>
+        <w:t>Bien que le procureur de la république soit informé de la constitution du syndicat cela n'a pas pour effet de suspendre</w:t>
       </w:r>
     </w:p>
     <w:p>
@@ -205,7 +205,7 @@
           <w:color w:val="000000"/>
           <w:sz w:val="22"/>
         </w:rPr>
-        <w:t>l'acquisition de la personnalite morale par le syndicat.</w:t>
+        <w:t>l'acquisition de la personnalité morale par le syndicat.</w:t>
       </w:r>
     </w:p>
     <w:p>
@@ -215,7 +215,7 @@
           <w:color w:val="000000"/>
           <w:sz w:val="22"/>
         </w:rPr>
-        <w:t>En effet, e compter du d'pet des documents vises e la mairie, le syndicat jouit de la capacite civile. e ce titre il peut ester</w:t>
+        <w:t>En effet, à compter du dépôt des documents visés à la mairie, le syndicat jouit de la capacité civile. à ce titre il peut ester</w:t>
       </w:r>
     </w:p>
     <w:p>
@@ -225,7 +225,7 @@
           <w:color w:val="000000"/>
           <w:sz w:val="22"/>
         </w:rPr>
-        <w:t>en justice, acquerir des biens meubles ou immeubles, passer des contrats ou conventions avec tous autres syndicats,</w:t>
+        <w:t>en justice, acquérir des biens meubles ou immeubles, passer des contrats ou conventions avec tous autres syndicats,</w:t>
       </w:r>
     </w:p>
     <w:p>
@@ -235,7 +235,7 @@
           <w:color w:val="000000"/>
           <w:sz w:val="22"/>
         </w:rPr>
-        <w:t>societ's ou entreprisese</w:t>
+        <w:t>sociétés ou entreprisesé</w:t>
       </w:r>
     </w:p>
     <w:p>
@@ -248,7 +248,7 @@
           <w:color w:val="2F5496"/>
           <w:sz w:val="24"/>
         </w:rPr>
-        <w:t>LA LIBERTe D'ADHeSION C e</w:t>
+        <w:t>LA LIBERTÉ D'ADHÉSION C •</w:t>
       </w:r>
     </w:p>
     <w:p>
@@ -258,7 +258,7 @@
           <w:color w:val="000000"/>
           <w:sz w:val="22"/>
         </w:rPr>
-        <w:t>Si la liberte preside e la constitution du syndicat, elle est, avec la m'me force, reconnue comme l'expression d'une liberte</w:t>
+        <w:t>Si la liberté préside à la constitution du syndicat, elle est, avec la même force, reconnue comme l'expression d'une liberté</w:t>
       </w:r>
     </w:p>
     <w:p>
@@ -268,7 +268,7 @@
           <w:color w:val="000000"/>
           <w:sz w:val="22"/>
         </w:rPr>
-        <w:t>individuelle lorsqu'il s'agit d'y adherer ou non.</w:t>
+        <w:t>individuelle lorsqu'il s'agit d'y adhérer ou non.</w:t>
       </w:r>
     </w:p>
     <w:p>
@@ -278,7 +278,7 @@
           <w:color w:val="000000"/>
           <w:sz w:val="22"/>
         </w:rPr>
-        <w:t>Ce principe est rappele dans differentes dispositions du code du travail. Rappelons notamment que tout salarie, quels</w:t>
+        <w:t>Ce principe est rappelé dans différentes dispositions du code du travail. Rappelons notamment que tout salarié, quels</w:t>
       </w:r>
     </w:p>
     <w:p>
@@ -288,7 +288,7 @@
           <w:color w:val="000000"/>
           <w:sz w:val="22"/>
         </w:rPr>
-        <w:t>que soient son sexe, son ege, sa nationalite, peut librement adherer au syndicat professionnel de son choix (L 2141-1 C.</w:t>
+        <w:t>que soient son sexe, son âge, sa nationalité, peut librement adhérer au syndicat professionnel de son choix (L 2141-1 C.</w:t>
       </w:r>
     </w:p>
     <w:p>
@@ -308,7 +308,7 @@
           <w:color w:val="000000"/>
           <w:sz w:val="22"/>
         </w:rPr>
-        <w:t>De m'me que toute discrimination envers un salarie en raison de ses activites syndicales est nulle (L1132-1 C. trav) : e</w:t>
+        <w:t>De même que toute discrimination envers un salarié en raison de ses activités syndicales est nulle (L1132-1 C. trav) : à</w:t>
       </w:r>
     </w:p>
     <w:p>
@@ -318,7 +318,7 @@
           <w:color w:val="000000"/>
           <w:sz w:val="22"/>
         </w:rPr>
-        <w:t>aucune personne ne peut etre ecartee d'une procedure de recrutement ou de l'acces e un stage ou e une periode de</w:t>
+        <w:t>aucune personne ne peut être écartée d'une procédure de recrutement ou de l'accès à un stage ou à une période de</w:t>
       </w:r>
     </w:p>
     <w:p>
@@ -328,7 +328,7 @@
           <w:color w:val="000000"/>
           <w:sz w:val="22"/>
         </w:rPr>
-        <w:t>formation en entreprise, aucun salarie ne peut etre sanctionne, licencie ou faire l'objet d'une mesure discriminatoire,</w:t>
+        <w:t>formation en entreprise, aucun salarié ne peut être sanctionné, licencié ou faire l'objet d'une mesure discriminatoire,</w:t>
       </w:r>
     </w:p>
     <w:p>
@@ -338,7 +338,7 @@
           <w:color w:val="000000"/>
           <w:sz w:val="22"/>
         </w:rPr>
-        <w:t>directe ou indirecte, notamment en matiere de remuneration, au sens de l'article L. 3221-3, de mesures d'interessement</w:t>
+        <w:t>directe ou indirecte, notamment en matière de rémunération, au sens de l'article L. 3221-3, de mesures d'intéressement</w:t>
       </w:r>
     </w:p>
     <w:p>
@@ -358,7 +358,7 @@
           <w:color w:val="000000"/>
           <w:sz w:val="22"/>
         </w:rPr>
-        <w:t>promotion professionnelle, de mutation ou de renouvellement de contrat en raison e. de ses activites syndicales ou</w:t>
+        <w:t>promotion professionnelle, de mutation ou de renouvellement de contrat en raison à. de ses activités syndicales ou</w:t>
       </w:r>
     </w:p>
     <w:p>
@@ -368,7 +368,7 @@
           <w:color w:val="000000"/>
           <w:sz w:val="22"/>
         </w:rPr>
-        <w:t>mutualistes... e. En cas de discrimination (par exemple priver un salarie de formation au motif que son mandat occupe</w:t>
+        <w:t>mutualistes... à. En cas de discrimination (par exemple priver un salarié de formation au motif que son mandat occupe</w:t>
       </w:r>
     </w:p>
     <w:p>
@@ -378,7 +378,7 @@
           <w:color w:val="000000"/>
           <w:sz w:val="22"/>
         </w:rPr>
-        <w:t>tout son temps Cass. 23 mars 2016 ou encore tenir compte des activites syndicales dans l'entretien d'evaluation</w:t>
+        <w:t>tout son temps Cass. 23 mars 2016 ou encore tenir compte des activités syndicales dans l'entretien d'évaluation</w:t>
       </w:r>
     </w:p>
     <w:p>
@@ -408,7 +408,7 @@
           <w:color w:val="000000"/>
           <w:sz w:val="22"/>
         </w:rPr>
-        <w:t>fevrier 2017), il incombe au salarie d'apporter la preuve des faits la laissant supposer (Cass.</w:t>
+        <w:t>février 2017), il incombe au salarié d'apporter la preuve des faits la laissant supposer (Cass.</w:t>
       </w:r>
     </w:p>
     <w:p>
@@ -418,7 +418,7 @@
           <w:color w:val="000000"/>
           <w:sz w:val="22"/>
         </w:rPr>
-        <w:t>14 septembre 2010). De surcroet, l'adhesion e un syndicat releve de la vie privee. D's lors, le syndicat n'est pas</w:t>
+        <w:t>14 septembre 2010). De surcroît, l'adhésion à un syndicat relève de la vie privée. Des lors, le syndicat n'est pas</w:t>
       </w:r>
     </w:p>
     <w:p>
@@ -428,7 +428,7 @@
           <w:color w:val="000000"/>
           <w:sz w:val="22"/>
         </w:rPr>
-        <w:t>autorise e fournir une liste nominative de ses adherents dans une entreprise sans leur consentement (Cass. 1</w:t>
+        <w:t>autorisé à fournir une liste nominative de ses adhérents dans une entreprise sans leur consentement (Cass. 1</w:t>
       </w:r>
     </w:p>
     <w:p>
@@ -448,7 +448,7 @@
           <w:color w:val="000000"/>
           <w:sz w:val="22"/>
         </w:rPr>
-        <w:t>d'cembre 2010).</w:t>
+        <w:t>décembre 2010).</w:t>
       </w:r>
     </w:p>
     <w:p>
@@ -461,7 +461,7 @@
           <w:color w:val="2F5496"/>
           <w:sz w:val="24"/>
         </w:rPr>
-        <w:t>LA REPReSENTATIVITe SYNDICALE II e</w:t>
+        <w:t>LA REPRÉSENTATIVITÉ SYNDICALE II •</w:t>
       </w:r>
     </w:p>
     <w:p>
@@ -474,7 +474,7 @@
           <w:color w:val="2F5496"/>
           <w:sz w:val="24"/>
         </w:rPr>
-        <w:t>CRITeRES GeN'RAUX DE REPReSENTATIVITe A e</w:t>
+        <w:t>CRITÈRES GÉNÉRAUX DE REPRÉSENTATIVITÉ A •</w:t>
       </w:r>
     </w:p>
     <w:p>
@@ -484,7 +484,7 @@
           <w:color w:val="000000"/>
           <w:sz w:val="22"/>
         </w:rPr>
-        <w:t>La representativite gen'rale des organisations syndicales est d'terminee d'apres les criteres cumulatifs suivants (C.</w:t>
+        <w:t>La représentativité générale des organisations syndicales est déterminée d'après les critères cumulatifs suivants (C.</w:t>
       </w:r>
     </w:p>
     <w:p>
@@ -507,7 +507,7 @@
           <w:color w:val="000000"/>
           <w:sz w:val="22"/>
         </w:rPr>
-        <w:t>le respect des valeurs republicaines ;</w:t>
+        <w:t>le respect des valeurs républicaines ;</w:t>
       </w:r>
     </w:p>
     <w:p>
@@ -520,7 +520,7 @@
           <w:color w:val="000000"/>
           <w:sz w:val="22"/>
         </w:rPr>
-        <w:t>l'independance ;</w:t>
+        <w:t>l'indépendance ;</w:t>
       </w:r>
     </w:p>
     <w:p>
@@ -533,7 +533,7 @@
           <w:color w:val="000000"/>
           <w:sz w:val="22"/>
         </w:rPr>
-        <w:t>la transparence financiere ;</w:t>
+        <w:t>la transparence financière ;</w:t>
       </w:r>
     </w:p>
     <w:p>
@@ -546,7 +546,7 @@
           <w:color w:val="000000"/>
           <w:sz w:val="22"/>
         </w:rPr>
-        <w:t>une anciennete minimale de deux ans dans le champ professionnel et geographique couvrant le niveau de</w:t>
+        <w:t>une ancienneté minimale de deux ans dans le champ professionnel et géographique couvrant le niveau de</w:t>
       </w:r>
     </w:p>
     <w:p>
@@ -556,7 +556,7 @@
           <w:color w:val="000000"/>
           <w:sz w:val="22"/>
         </w:rPr>
-        <w:t>n'gociation. Cette anciennete s'apprecie e compter de la date de d'pet l'gal des statuts ;</w:t>
+        <w:t>négociation. Cette ancienneté s'apprécie à compter de la date de dépôt légal des statuts ;</w:t>
       </w:r>
     </w:p>
     <w:p>
@@ -569,7 +569,7 @@
           <w:color w:val="000000"/>
           <w:sz w:val="22"/>
         </w:rPr>
-        <w:t>l'audience etablie selon les niveaux de n'gociation ;</w:t>
+        <w:t>l'audience établie selon les niveaux de négociation ;</w:t>
       </w:r>
     </w:p>
     <w:p>
@@ -582,7 +582,7 @@
           <w:color w:val="000000"/>
           <w:sz w:val="22"/>
         </w:rPr>
-        <w:t>l'influence, prioritairement caracterisee par l'activite et l'experience ;</w:t>
+        <w:t>l'influence, prioritairement caractérisée par l'activité et l'expérience ;</w:t>
       </w:r>
     </w:p>
     <w:p>
@@ -595,7 +595,7 @@
           <w:color w:val="000000"/>
           <w:sz w:val="22"/>
         </w:rPr>
-        <w:t>les effectifs d'adherents et les cotisations.</w:t>
+        <w:t>les effectifs d'adhérents et les cotisations.</w:t>
       </w:r>
     </w:p>
     <w:p>
@@ -608,7 +608,7 @@
           <w:color w:val="2F5496"/>
           <w:sz w:val="24"/>
         </w:rPr>
-        <w:t>NIVEAU D'APPReCIATION DE LA REPReSENTATIVITe AU REGARD DU CRITeRE DE L'AUDIENCE B e</w:t>
+        <w:t>NIVEAU D'APPRÉCIATION DE LA REPRÉSENTATIVITÉ AU REGARD DU CRITÈRE DE L'AUDIENCE B •</w:t>
       </w:r>
     </w:p>
     <w:p>
@@ -621,7 +621,7 @@
           <w:color w:val="2F5496"/>
           <w:sz w:val="24"/>
         </w:rPr>
-        <w:t>NIVEAU DE L'ENTREPRISE OU DE L'eTABLISSEMENT</w:t>
+        <w:t>NIVEAU DE L'ENTREPRISE OU DE L'ÉTABLISSEMENT</w:t>
       </w:r>
     </w:p>
     <w:p>
@@ -641,7 +641,7 @@
           <w:color w:val="000000"/>
           <w:sz w:val="22"/>
         </w:rPr>
-        <w:t>Representativite dans les entreprises de 11 salaries et plus</w:t>
+        <w:t>Représentativité dans les entreprises de 11 salariés et plus</w:t>
       </w:r>
     </w:p>
     <w:p>
@@ -651,7 +651,7 @@
           <w:color w:val="000000"/>
           <w:sz w:val="22"/>
         </w:rPr>
-        <w:t>Dans l'entreprise ou l'etablissement, sont representatives les organisations syndicales qui satisfont aux prec'dents</w:t>
+        <w:t>Dans l'entreprise ou l'établissement, sont représentatives les organisations syndicales qui satisfont aux précédents</w:t>
       </w:r>
     </w:p>
     <w:p>
@@ -661,7 +661,7 @@
           <w:color w:val="000000"/>
           <w:sz w:val="22"/>
         </w:rPr>
-        <w:t>criteres et qui ont recueilli au moins 10% des suffrages exprimes au premier tour des dernieres elections des titulaires au</w:t>
+        <w:t>critères et qui ont recueilli au moins 10% des suffrages exprimés au premier tour des dernières élections des titulaires au</w:t>
       </w:r>
     </w:p>
     <w:p>
@@ -671,7 +671,7 @@
           <w:color w:val="000000"/>
           <w:sz w:val="22"/>
         </w:rPr>
-        <w:t>comite d'entreprise ou de la d'l'gation unique du personnel ou, e d'faut, des d'l'gues du personnel, quel que soit le</w:t>
+        <w:t>comité d'entreprise ou de la délégation unique du personnel ou, à défaut, des délégués du personnel, quel que soit le</w:t>
       </w:r>
     </w:p>
     <w:p>
@@ -701,7 +701,7 @@
           <w:color w:val="000000"/>
           <w:sz w:val="22"/>
         </w:rPr>
-        <w:t>editions Corroy e 4 rue de Villars, 42000 Saint-etienne e 04 77 79 92 46 e infos@editions-corroy.fr</w:t>
+        <w:t>éditions Corroy à 4 rue de Villars, 42000 Saint-etienne à 04 77 79 92 46 à infos@editions-corroy.fr</w:t>
       </w:r>
     </w:p>
     <w:p>
@@ -711,7 +711,7 @@
           <w:color w:val="000000"/>
           <w:sz w:val="22"/>
         </w:rPr>
-        <w:t>COLLECTION DCG UE 3 e Droit social - Fiches de cours</w:t>
+        <w:t>COLLECTION DCG UE 3 à Droit social - Fiches de cours</w:t>
       </w:r>
     </w:p>
     <w:p>
@@ -724,6 +724,7 @@
         <w:t>DCGUE3F.qxp_DCGUE3F 24/07/2025 10:26 Page 98</w:t>
       </w:r>
     </w:p>
+    <w:p/>
     <w:p/>
     <w:sectPr>
       <w:pgSz w:w="12240" w:h="15840"/>

--- a/droit social dcg/23- syndicats.docx
+++ b/droit social dcg/23- syndicats.docx
@@ -27,7 +27,7 @@
           <w:color w:val="2F5496"/>
           <w:sz w:val="24"/>
         </w:rPr>
-        <w:t>I- LA LIBERTÉ SYNDICALE I •</w:t>
+        <w:t>I • I- LA LIBERTÉ SYNDICALE</w:t>
       </w:r>
     </w:p>
     <w:p>
@@ -40,14 +40,14 @@
           <w:color w:val="2F5496"/>
           <w:sz w:val="24"/>
         </w:rPr>
-        <w:t>LA LIBERTÉ DE CONSTITUTION A •</w:t>
+        <w:t>A • LA LIBERTÉ DE CONSTITUTION</w:t>
       </w:r>
     </w:p>
     <w:p>
       <w:r>
         <w:rPr>
           <w:b w:val="0"/>
-          <w:color w:val="000000"/>
+          <w:color w:val="BF5700"/>
           <w:sz w:val="22"/>
         </w:rPr>
         <w:t>Un syndicat peut être librement constitue sous les conditions de fond et de forme prescrites aux articles L2131-1 à L2131-</w:t>
@@ -83,7 +83,7 @@
       <w:r>
         <w:rPr>
           <w:b w:val="0"/>
-          <w:color w:val="000000"/>
+          <w:color w:val="00703C"/>
           <w:sz w:val="22"/>
         </w:rPr>
         <w:t>que l'association ait pour objet exclusivement à l'étude et la défense des droits ainsi que des intérêts matériels et</w:t>
@@ -119,7 +119,7 @@
       <w:r>
         <w:rPr>
           <w:b w:val="0"/>
-          <w:color w:val="000000"/>
+          <w:color w:val="BF5700"/>
           <w:sz w:val="22"/>
         </w:rPr>
         <w:t>le maire doit ensuite en donner communication au procureur de la république (rrt. R 2131-1 C. trav.).</w:t>
@@ -129,7 +129,7 @@
       <w:r>
         <w:rPr>
           <w:b w:val="0"/>
-          <w:color w:val="000000"/>
+          <w:color w:val="BF5700"/>
           <w:sz w:val="22"/>
         </w:rPr>
         <w:t>Cette simplicité de constitution participe au principe de liberté gouvernant à l'adhésion et à la formation d'un syndicat.</w:t>
@@ -139,7 +139,7 @@
       <w:r>
         <w:rPr>
           <w:b w:val="0"/>
-          <w:color w:val="000000"/>
+          <w:color w:val="00703C"/>
           <w:sz w:val="22"/>
         </w:rPr>
         <w:t>Cette liberté fondamentale n'est pas remise en cause lorsqu'il s'agit pour une mairie de refuser qu'un syndicat établisse</w:t>
@@ -159,7 +159,7 @@
       <w:r>
         <w:rPr>
           <w:b w:val="0"/>
-          <w:color w:val="000000"/>
+          <w:color w:val="BF5700"/>
           <w:sz w:val="22"/>
         </w:rPr>
         <w:t>sans ombre du principe de la liberté syndicale, énonce qu'il n'y a pas à d'atteinte grave et manifestement illégale à à cette</w:t>
@@ -185,7 +185,7 @@
           <w:color w:val="2F5496"/>
           <w:sz w:val="24"/>
         </w:rPr>
-        <w:t>L'ACQUISITION DE LA PERSONNALITÉ JURIDIQUE B •</w:t>
+        <w:t>B • L'ACQUISITION DE LA PERSONNALITÉ JURIDIQUE</w:t>
       </w:r>
     </w:p>
     <w:p>
@@ -248,7 +248,7 @@
           <w:color w:val="2F5496"/>
           <w:sz w:val="24"/>
         </w:rPr>
-        <w:t>LA LIBERTÉ D'ADHÉSION C •</w:t>
+        <w:t>C • LA LIBERTÉ D'ADHÉSION</w:t>
       </w:r>
     </w:p>
     <w:p>
@@ -265,7 +265,7 @@
       <w:r>
         <w:rPr>
           <w:b w:val="0"/>
-          <w:color w:val="000000"/>
+          <w:color w:val="00703C"/>
           <w:sz w:val="22"/>
         </w:rPr>
         <w:t>individuelle lorsqu'il s'agit d'y adhérer ou non.</w:t>
@@ -275,7 +275,7 @@
       <w:r>
         <w:rPr>
           <w:b w:val="0"/>
-          <w:color w:val="000000"/>
+          <w:color w:val="BF5700"/>
           <w:sz w:val="22"/>
         </w:rPr>
         <w:t>Ce principe est rappelé dans différentes dispositions du code du travail. Rappelons notamment que tout salarié, quels</w:t>
@@ -315,7 +315,7 @@
       <w:r>
         <w:rPr>
           <w:b w:val="0"/>
-          <w:color w:val="000000"/>
+          <w:color w:val="BF5700"/>
           <w:sz w:val="22"/>
         </w:rPr>
         <w:t>aucune personne ne peut être écartée d'une procédure de recrutement ou de l'accès à un stage ou à une période de</w:t>
@@ -325,7 +325,7 @@
       <w:r>
         <w:rPr>
           <w:b w:val="0"/>
-          <w:color w:val="000000"/>
+          <w:color w:val="00703C"/>
           <w:sz w:val="22"/>
         </w:rPr>
         <w:t>formation en entreprise, aucun salarié ne peut être sanctionné, licencié ou faire l'objet d'une mesure discriminatoire,</w:t>
@@ -461,7 +461,7 @@
           <w:color w:val="2F5496"/>
           <w:sz w:val="24"/>
         </w:rPr>
-        <w:t>LA REPRÉSENTATIVITÉ SYNDICALE II •</w:t>
+        <w:t>II • LA REPRÉSENTATIVITÉ SYNDICALE</w:t>
       </w:r>
     </w:p>
     <w:p>
@@ -474,7 +474,7 @@
           <w:color w:val="2F5496"/>
           <w:sz w:val="24"/>
         </w:rPr>
-        <w:t>CRITÈRES GÉNÉRAUX DE REPRÉSENTATIVITÉ A •</w:t>
+        <w:t>A • CRITÈRES GÉNÉRAUX DE REPRÉSENTATIVITÉ</w:t>
       </w:r>
     </w:p>
     <w:p>
@@ -608,7 +608,7 @@
           <w:color w:val="2F5496"/>
           <w:sz w:val="24"/>
         </w:rPr>
-        <w:t>NIVEAU D'APPRÉCIATION DE LA REPRÉSENTATIVITÉ AU REGARD DU CRITÈRE DE L'AUDIENCE B •</w:t>
+        <w:t>B • NIVEAU D'APPRÉCIATION DE LA REPRÉSENTATIVITÉ AU REGARD DU CRITÈRE DE L'AUDIENCE</w:t>
       </w:r>
     </w:p>
     <w:p>
@@ -715,11 +715,14 @@
       </w:r>
     </w:p>
     <w:p>
+      <w:pPr>
+        <w:pStyle w:val="Heading2"/>
+      </w:pPr>
       <w:r>
         <w:rPr>
-          <w:b w:val="0"/>
-          <w:color w:val="000000"/>
-          <w:sz w:val="22"/>
+          <w:b/>
+          <w:color w:val="2F5496"/>
+          <w:sz w:val="24"/>
         </w:rPr>
         <w:t>DCGUE3F.qxp_DCGUE3F 24/07/2025 10:26 Page 98</w:t>
       </w:r>
